--- a/Асадов/Документ Microsoft Word.docx
+++ b/Асадов/Документ Microsoft Word.docx
@@ -10,7 +10,8 @@
       </w:pPr>
       <w:r>
         <w:rPr>
-          <w:lang w:val="en-US"/>
+          <w:noProof/>
+          <w:lang w:eastAsia="ru-RU"/>
         </w:rPr>
         <w:drawing>
           <wp:inline distT="0" distB="0" distL="0" distR="0" wp14:anchorId="74E87B0D" wp14:editId="6EF9F6DA">
@@ -71,7 +72,8 @@
       </w:pPr>
       <w:r>
         <w:rPr>
-          <w:lang w:val="en-US"/>
+          <w:noProof/>
+          <w:lang w:eastAsia="ru-RU"/>
         </w:rPr>
         <w:lastRenderedPageBreak/>
         <w:drawing>
@@ -118,6 +120,10 @@
     <w:p/>
     <w:p>
       <w:r>
+        <w:rPr>
+          <w:noProof/>
+          <w:lang w:eastAsia="ru-RU"/>
+        </w:rPr>
         <w:lastRenderedPageBreak/>
         <w:drawing>
           <wp:inline distT="0" distB="0" distL="0" distR="0" wp14:anchorId="29CA4D44" wp14:editId="4C331790">
@@ -158,6 +164,10 @@
     </w:p>
     <w:p>
       <w:r>
+        <w:rPr>
+          <w:noProof/>
+          <w:lang w:eastAsia="ru-RU"/>
+        </w:rPr>
         <w:lastRenderedPageBreak/>
         <w:drawing>
           <wp:inline distT="0" distB="0" distL="0" distR="0" wp14:anchorId="0ABD286E" wp14:editId="78CCA5B1">
@@ -203,6 +213,10 @@
         <w:tab/>
       </w:r>
       <w:r>
+        <w:rPr>
+          <w:noProof/>
+          <w:lang w:eastAsia="ru-RU"/>
+        </w:rPr>
         <w:drawing>
           <wp:inline distT="0" distB="0" distL="0" distR="0" wp14:anchorId="586F3DD5" wp14:editId="25DF3A46">
             <wp:extent cx="5940425" cy="7112635"/>
@@ -244,6 +258,10 @@
     <w:p/>
     <w:p>
       <w:r>
+        <w:rPr>
+          <w:noProof/>
+          <w:lang w:eastAsia="ru-RU"/>
+        </w:rPr>
         <w:lastRenderedPageBreak/>
         <w:drawing>
           <wp:inline distT="0" distB="0" distL="0" distR="0" wp14:anchorId="2BCFC20F" wp14:editId="447BF75D">
@@ -285,6 +303,10 @@
     <w:p/>
     <w:p>
       <w:r>
+        <w:rPr>
+          <w:noProof/>
+          <w:lang w:eastAsia="ru-RU"/>
+        </w:rPr>
         <w:lastRenderedPageBreak/>
         <w:drawing>
           <wp:inline distT="0" distB="0" distL="0" distR="0" wp14:anchorId="1D153253" wp14:editId="333603B6">
@@ -326,6 +348,10 @@
     <w:p/>
     <w:p>
       <w:r>
+        <w:rPr>
+          <w:noProof/>
+          <w:lang w:eastAsia="ru-RU"/>
+        </w:rPr>
         <w:lastRenderedPageBreak/>
         <w:drawing>
           <wp:inline distT="0" distB="0" distL="0" distR="0" wp14:anchorId="49A01513" wp14:editId="6C896C56">
@@ -367,6 +393,10 @@
     <w:p/>
     <w:p>
       <w:r>
+        <w:rPr>
+          <w:noProof/>
+          <w:lang w:eastAsia="ru-RU"/>
+        </w:rPr>
         <w:lastRenderedPageBreak/>
         <w:drawing>
           <wp:inline distT="0" distB="0" distL="0" distR="0" wp14:anchorId="4F3DB730" wp14:editId="41EEC60C">
@@ -408,6 +438,10 @@
     <w:p/>
     <w:p>
       <w:r>
+        <w:rPr>
+          <w:noProof/>
+          <w:lang w:eastAsia="ru-RU"/>
+        </w:rPr>
         <w:lastRenderedPageBreak/>
         <w:drawing>
           <wp:inline distT="0" distB="0" distL="0" distR="0" wp14:anchorId="5B89A763" wp14:editId="2EE8F349">
@@ -448,6 +482,10 @@
     </w:p>
     <w:p>
       <w:r>
+        <w:rPr>
+          <w:noProof/>
+          <w:lang w:eastAsia="ru-RU"/>
+        </w:rPr>
         <w:lastRenderedPageBreak/>
         <w:drawing>
           <wp:inline distT="0" distB="0" distL="0" distR="0" wp14:anchorId="751A5389" wp14:editId="662A01AE">
@@ -489,6 +527,10 @@
     <w:p/>
     <w:p>
       <w:r>
+        <w:rPr>
+          <w:noProof/>
+          <w:lang w:eastAsia="ru-RU"/>
+        </w:rPr>
         <w:lastRenderedPageBreak/>
         <w:drawing>
           <wp:inline distT="0" distB="0" distL="0" distR="0" wp14:anchorId="78A51151" wp14:editId="33CDEC0A">
@@ -529,6 +571,10 @@
     </w:p>
     <w:p>
       <w:r>
+        <w:rPr>
+          <w:noProof/>
+          <w:lang w:eastAsia="ru-RU"/>
+        </w:rPr>
         <w:lastRenderedPageBreak/>
         <w:drawing>
           <wp:inline distT="0" distB="0" distL="0" distR="0" wp14:anchorId="4840D182" wp14:editId="54D68837">
@@ -571,6 +617,10 @@
     <w:p/>
     <w:p>
       <w:r>
+        <w:rPr>
+          <w:noProof/>
+          <w:lang w:eastAsia="ru-RU"/>
+        </w:rPr>
         <w:lastRenderedPageBreak/>
         <w:drawing>
           <wp:inline distT="0" distB="0" distL="0" distR="0" wp14:anchorId="16A7D483" wp14:editId="7FFA57A3">
@@ -612,6 +662,10 @@
     <w:p/>
     <w:p>
       <w:r>
+        <w:rPr>
+          <w:noProof/>
+          <w:lang w:eastAsia="ru-RU"/>
+        </w:rPr>
         <w:lastRenderedPageBreak/>
         <w:drawing>
           <wp:inline distT="0" distB="0" distL="0" distR="0" wp14:anchorId="22E5CC15" wp14:editId="0CC13698">
@@ -638,6 +692,256 @@
                     <a:xfrm>
                       <a:off x="0" y="0"/>
                       <a:ext cx="5075360" cy="8077900"/>
+                    </a:xfrm>
+                    <a:prstGeom prst="rect">
+                      <a:avLst/>
+                    </a:prstGeom>
+                  </pic:spPr>
+                </pic:pic>
+              </a:graphicData>
+            </a:graphic>
+          </wp:inline>
+        </w:drawing>
+      </w:r>
+    </w:p>
+    <w:p>
+      <w:r>
+        <w:lastRenderedPageBreak/>
+        <w:drawing>
+          <wp:inline distT="0" distB="0" distL="0" distR="0" wp14:anchorId="19243BAC" wp14:editId="31E70BDF">
+            <wp:extent cx="5940425" cy="5295265"/>
+            <wp:effectExtent l="0" t="0" r="3175" b="635"/>
+            <wp:docPr id="16" name="Рисунок 16"/>
+            <wp:cNvGraphicFramePr>
+              <a:graphicFrameLocks xmlns:a="http://schemas.openxmlformats.org/drawingml/2006/main" noChangeAspect="1"/>
+            </wp:cNvGraphicFramePr>
+            <a:graphic xmlns:a="http://schemas.openxmlformats.org/drawingml/2006/main">
+              <a:graphicData uri="http://schemas.openxmlformats.org/drawingml/2006/picture">
+                <pic:pic xmlns:pic="http://schemas.openxmlformats.org/drawingml/2006/picture">
+                  <pic:nvPicPr>
+                    <pic:cNvPr id="1" name=""/>
+                    <pic:cNvPicPr/>
+                  </pic:nvPicPr>
+                  <pic:blipFill>
+                    <a:blip r:embed="rId19"/>
+                    <a:stretch>
+                      <a:fillRect/>
+                    </a:stretch>
+                  </pic:blipFill>
+                  <pic:spPr>
+                    <a:xfrm>
+                      <a:off x="0" y="0"/>
+                      <a:ext cx="5940425" cy="5295265"/>
+                    </a:xfrm>
+                    <a:prstGeom prst="rect">
+                      <a:avLst/>
+                    </a:prstGeom>
+                  </pic:spPr>
+                </pic:pic>
+              </a:graphicData>
+            </a:graphic>
+          </wp:inline>
+        </w:drawing>
+      </w:r>
+    </w:p>
+    <w:p/>
+    <w:p>
+      <w:r>
+        <w:lastRenderedPageBreak/>
+        <w:drawing>
+          <wp:inline distT="0" distB="0" distL="0" distR="0" wp14:anchorId="5F2D0C34" wp14:editId="116EBA54">
+            <wp:extent cx="5715495" cy="7331075"/>
+            <wp:effectExtent l="0" t="0" r="0" b="3175"/>
+            <wp:docPr id="17" name="Рисунок 17"/>
+            <wp:cNvGraphicFramePr>
+              <a:graphicFrameLocks xmlns:a="http://schemas.openxmlformats.org/drawingml/2006/main" noChangeAspect="1"/>
+            </wp:cNvGraphicFramePr>
+            <a:graphic xmlns:a="http://schemas.openxmlformats.org/drawingml/2006/main">
+              <a:graphicData uri="http://schemas.openxmlformats.org/drawingml/2006/picture">
+                <pic:pic xmlns:pic="http://schemas.openxmlformats.org/drawingml/2006/picture">
+                  <pic:nvPicPr>
+                    <pic:cNvPr id="1" name=""/>
+                    <pic:cNvPicPr/>
+                  </pic:nvPicPr>
+                  <pic:blipFill>
+                    <a:blip r:embed="rId20"/>
+                    <a:stretch>
+                      <a:fillRect/>
+                    </a:stretch>
+                  </pic:blipFill>
+                  <pic:spPr>
+                    <a:xfrm>
+                      <a:off x="0" y="0"/>
+                      <a:ext cx="5715495" cy="7331075"/>
+                    </a:xfrm>
+                    <a:prstGeom prst="rect">
+                      <a:avLst/>
+                    </a:prstGeom>
+                  </pic:spPr>
+                </pic:pic>
+              </a:graphicData>
+            </a:graphic>
+          </wp:inline>
+        </w:drawing>
+      </w:r>
+    </w:p>
+    <w:p/>
+    <w:p/>
+    <w:p>
+      <w:r>
+        <w:lastRenderedPageBreak/>
+        <w:drawing>
+          <wp:inline distT="0" distB="0" distL="0" distR="0" wp14:anchorId="1E102CDA" wp14:editId="4A4D0D4F">
+            <wp:extent cx="5940425" cy="3959860"/>
+            <wp:effectExtent l="0" t="0" r="3175" b="2540"/>
+            <wp:docPr id="18" name="Рисунок 18"/>
+            <wp:cNvGraphicFramePr>
+              <a:graphicFrameLocks xmlns:a="http://schemas.openxmlformats.org/drawingml/2006/main" noChangeAspect="1"/>
+            </wp:cNvGraphicFramePr>
+            <a:graphic xmlns:a="http://schemas.openxmlformats.org/drawingml/2006/main">
+              <a:graphicData uri="http://schemas.openxmlformats.org/drawingml/2006/picture">
+                <pic:pic xmlns:pic="http://schemas.openxmlformats.org/drawingml/2006/picture">
+                  <pic:nvPicPr>
+                    <pic:cNvPr id="1" name=""/>
+                    <pic:cNvPicPr/>
+                  </pic:nvPicPr>
+                  <pic:blipFill>
+                    <a:blip r:embed="rId21"/>
+                    <a:stretch>
+                      <a:fillRect/>
+                    </a:stretch>
+                  </pic:blipFill>
+                  <pic:spPr>
+                    <a:xfrm>
+                      <a:off x="0" y="0"/>
+                      <a:ext cx="5940425" cy="3959860"/>
+                    </a:xfrm>
+                    <a:prstGeom prst="rect">
+                      <a:avLst/>
+                    </a:prstGeom>
+                  </pic:spPr>
+                </pic:pic>
+              </a:graphicData>
+            </a:graphic>
+          </wp:inline>
+        </w:drawing>
+      </w:r>
+    </w:p>
+    <w:p/>
+    <w:p/>
+    <w:p/>
+    <w:p>
+      <w:r>
+        <w:lastRenderedPageBreak/>
+        <w:drawing>
+          <wp:inline distT="0" distB="0" distL="0" distR="0" wp14:anchorId="081552EA" wp14:editId="43EFB4C3">
+            <wp:extent cx="5479255" cy="6972904"/>
+            <wp:effectExtent l="0" t="0" r="7620" b="0"/>
+            <wp:docPr id="19" name="Рисунок 19"/>
+            <wp:cNvGraphicFramePr>
+              <a:graphicFrameLocks xmlns:a="http://schemas.openxmlformats.org/drawingml/2006/main" noChangeAspect="1"/>
+            </wp:cNvGraphicFramePr>
+            <a:graphic xmlns:a="http://schemas.openxmlformats.org/drawingml/2006/main">
+              <a:graphicData uri="http://schemas.openxmlformats.org/drawingml/2006/picture">
+                <pic:pic xmlns:pic="http://schemas.openxmlformats.org/drawingml/2006/picture">
+                  <pic:nvPicPr>
+                    <pic:cNvPr id="1" name=""/>
+                    <pic:cNvPicPr/>
+                  </pic:nvPicPr>
+                  <pic:blipFill>
+                    <a:blip r:embed="rId22"/>
+                    <a:stretch>
+                      <a:fillRect/>
+                    </a:stretch>
+                  </pic:blipFill>
+                  <pic:spPr>
+                    <a:xfrm>
+                      <a:off x="0" y="0"/>
+                      <a:ext cx="5479255" cy="6972904"/>
+                    </a:xfrm>
+                    <a:prstGeom prst="rect">
+                      <a:avLst/>
+                    </a:prstGeom>
+                  </pic:spPr>
+                </pic:pic>
+              </a:graphicData>
+            </a:graphic>
+          </wp:inline>
+        </w:drawing>
+      </w:r>
+    </w:p>
+    <w:p/>
+    <w:p/>
+    <w:p>
+      <w:r>
+        <w:lastRenderedPageBreak/>
+        <w:drawing>
+          <wp:inline distT="0" distB="0" distL="0" distR="0" wp14:anchorId="4549264F" wp14:editId="25C25138">
+            <wp:extent cx="5940425" cy="7250430"/>
+            <wp:effectExtent l="0" t="0" r="3175" b="7620"/>
+            <wp:docPr id="20" name="Рисунок 20"/>
+            <wp:cNvGraphicFramePr>
+              <a:graphicFrameLocks xmlns:a="http://schemas.openxmlformats.org/drawingml/2006/main" noChangeAspect="1"/>
+            </wp:cNvGraphicFramePr>
+            <a:graphic xmlns:a="http://schemas.openxmlformats.org/drawingml/2006/main">
+              <a:graphicData uri="http://schemas.openxmlformats.org/drawingml/2006/picture">
+                <pic:pic xmlns:pic="http://schemas.openxmlformats.org/drawingml/2006/picture">
+                  <pic:nvPicPr>
+                    <pic:cNvPr id="1" name=""/>
+                    <pic:cNvPicPr/>
+                  </pic:nvPicPr>
+                  <pic:blipFill>
+                    <a:blip r:embed="rId23"/>
+                    <a:stretch>
+                      <a:fillRect/>
+                    </a:stretch>
+                  </pic:blipFill>
+                  <pic:spPr>
+                    <a:xfrm>
+                      <a:off x="0" y="0"/>
+                      <a:ext cx="5940425" cy="7250430"/>
+                    </a:xfrm>
+                    <a:prstGeom prst="rect">
+                      <a:avLst/>
+                    </a:prstGeom>
+                  </pic:spPr>
+                </pic:pic>
+              </a:graphicData>
+            </a:graphic>
+          </wp:inline>
+        </w:drawing>
+      </w:r>
+    </w:p>
+    <w:p/>
+    <w:p/>
+    <w:p>
+      <w:r>
+        <w:lastRenderedPageBreak/>
+        <w:drawing>
+          <wp:inline distT="0" distB="0" distL="0" distR="0" wp14:anchorId="57EA4907" wp14:editId="19AC8769">
+            <wp:extent cx="5940425" cy="6461760"/>
+            <wp:effectExtent l="0" t="0" r="3175" b="0"/>
+            <wp:docPr id="21" name="Рисунок 21"/>
+            <wp:cNvGraphicFramePr>
+              <a:graphicFrameLocks xmlns:a="http://schemas.openxmlformats.org/drawingml/2006/main" noChangeAspect="1"/>
+            </wp:cNvGraphicFramePr>
+            <a:graphic xmlns:a="http://schemas.openxmlformats.org/drawingml/2006/main">
+              <a:graphicData uri="http://schemas.openxmlformats.org/drawingml/2006/picture">
+                <pic:pic xmlns:pic="http://schemas.openxmlformats.org/drawingml/2006/picture">
+                  <pic:nvPicPr>
+                    <pic:cNvPr id="1" name=""/>
+                    <pic:cNvPicPr/>
+                  </pic:nvPicPr>
+                  <pic:blipFill>
+                    <a:blip r:embed="rId24"/>
+                    <a:stretch>
+                      <a:fillRect/>
+                    </a:stretch>
+                  </pic:blipFill>
+                  <pic:spPr>
+                    <a:xfrm>
+                      <a:off x="0" y="0"/>
+                      <a:ext cx="5940425" cy="6461760"/>
                     </a:xfrm>
                     <a:prstGeom prst="rect">
                       <a:avLst/>
